--- a/docs/функциональные требования.docx
+++ b/docs/функциональные требования.docx
@@ -301,7 +301,7 @@
         <w:ind w:right="-5" w:hanging="456"/>
       </w:pPr>
       <w:r>
-        <w:t xml:space="preserve">Пользователь должен иметь возможность задать лимит на категорию — предельную сумму за период (день, неделю, месяц). При превышении лимита формируется уведомление. Общие лимиты группы задаёт Владелец. </w:t>
+        <w:t xml:space="preserve">Пользователь должен иметь возможность задать лимит на категорию — предельную сумму за период (день, неделю, месяц). Суммируются сохранённые расходы выбранной категории за период лимита в соответствующем личном или групповом пространстве. Доходы, переводы и черновики не учитываются. Уведомление формируется, если сумма строго больше лимита; при равенстве превышения нет. Общие лимиты группы задаёт Владелец.</w:t>
       </w:r>
     </w:p>
     <w:p>
@@ -403,7 +403,7 @@
         <w:ind w:right="-5" w:hanging="427"/>
       </w:pPr>
       <w:r>
-        <w:t xml:space="preserve">Пользователь должен иметь возможность составить бюджет на период (обычно месяц): ожидаемые доходы, плановое распределение по категориям расходов, отчисления в цели и на погашение долгов. Система сравнивает план с фактом операций, и при значимом отклонении формируется уведомление. Групповой бюджет ведёт Владелец. </w:t>
+        <w:t xml:space="preserve">Пользователь должен иметь возможность составить бюджет на период (обычно месяц): ожидаемые доходы, плановое распределение по категориям расходов, отчисления в цели и на погашение долгов. Значимым отклонением считается превышение фактических расходов по категории над её плановой суммой в бюджете за тот же период. При превышении формируется уведомление; при равенстве уведомления нет. Если план равен нулю, любой положительный расход по этой категории считается превышением. Групповой бюджет ведёт Владелец.</w:t>
       </w:r>
     </w:p>
     <w:p>
